--- a/docs/codegraph/Status.docx
+++ b/docs/codegraph/Status.docx
@@ -10,7 +10,7 @@
         <w:t xml:space="preserve">Status</w:t>
       </w:r>
     </w:p>
-    <w:bookmarkStart w:id="25" w:name="codegraph--status"/>
+    <w:bookmarkStart w:id="33" w:name="codegraph--status"/>
     <w:p>
       <w:pPr>
         <w:pStyle w:val="Heading1"/>
@@ -1532,7 +1532,640 @@
       </w:r>
     </w:p>
     <w:bookmarkEnd w:id="24"/>
+    <w:bookmarkStart w:id="25" w:name="X8da1a74b3a29738378b56de24e328bc6fd205d8"/>
+    <w:p>
+      <w:pPr>
+        <w:pStyle w:val="Heading2"/>
+      </w:pPr>
+      <w:r>
+        <w:t xml:space="preserve">2026-06-19T06:48:34Z — codegraph version check</w:t>
+      </w:r>
+    </w:p>
+    <w:p>
+      <w:pPr>
+        <w:pStyle w:val="Compact"/>
+        <w:numPr>
+          <w:ilvl w:val="0"/>
+          <w:numId w:val="1015"/>
+        </w:numPr>
+      </w:pPr>
+      <w:r>
+        <w:t xml:space="preserve">current:</w:t>
+      </w:r>
+      <w:r>
+        <w:t xml:space="preserve"> </w:t>
+      </w:r>
+      <w:r>
+        <w:rPr>
+          <w:rStyle w:val="VerbatimChar"/>
+        </w:rPr>
+        <w:t xml:space="preserve">1.0.1</w:t>
+      </w:r>
+    </w:p>
+    <w:p>
+      <w:pPr>
+        <w:pStyle w:val="Compact"/>
+        <w:numPr>
+          <w:ilvl w:val="0"/>
+          <w:numId w:val="1015"/>
+        </w:numPr>
+      </w:pPr>
+      <w:r>
+        <w:t xml:space="preserve">latest:</w:t>
+      </w:r>
+      <w:r>
+        <w:t xml:space="preserve"> </w:t>
+      </w:r>
+      <w:r>
+        <w:rPr>
+          <w:rStyle w:val="VerbatimChar"/>
+        </w:rPr>
+        <w:t xml:space="preserve">1.0.1</w:t>
+      </w:r>
+    </w:p>
+    <w:p>
+      <w:pPr>
+        <w:pStyle w:val="Compact"/>
+        <w:numPr>
+          <w:ilvl w:val="0"/>
+          <w:numId w:val="1015"/>
+        </w:numPr>
+      </w:pPr>
+      <w:r>
+        <w:t xml:space="preserve">action:</w:t>
+      </w:r>
+      <w:r>
+        <w:t xml:space="preserve"> </w:t>
+      </w:r>
+      <w:r>
+        <w:rPr>
+          <w:b/>
+          <w:bCs/>
+        </w:rPr>
+        <w:t xml:space="preserve">no-op</w:t>
+      </w:r>
+      <w:r>
+        <w:t xml:space="preserve"> </w:t>
+      </w:r>
+      <w:r>
+        <w:t xml:space="preserve">(already at latest)</w:t>
+      </w:r>
+    </w:p>
     <w:bookmarkEnd w:id="25"/>
+    <w:bookmarkStart w:id="26" w:name="X66b81a62381b91bdf4e7700b807e6e88cb0c727"/>
+    <w:p>
+      <w:pPr>
+        <w:pStyle w:val="Heading2"/>
+      </w:pPr>
+      <w:r>
+        <w:t xml:space="preserve">2026-06-19T14:07:13Z — codegraph version check</w:t>
+      </w:r>
+    </w:p>
+    <w:p>
+      <w:pPr>
+        <w:pStyle w:val="Compact"/>
+        <w:numPr>
+          <w:ilvl w:val="0"/>
+          <w:numId w:val="1016"/>
+        </w:numPr>
+      </w:pPr>
+      <w:r>
+        <w:t xml:space="preserve">current:</w:t>
+      </w:r>
+      <w:r>
+        <w:t xml:space="preserve"> </w:t>
+      </w:r>
+      <w:r>
+        <w:rPr>
+          <w:rStyle w:val="VerbatimChar"/>
+        </w:rPr>
+        <w:t xml:space="preserve">1.0.1</w:t>
+      </w:r>
+    </w:p>
+    <w:p>
+      <w:pPr>
+        <w:pStyle w:val="Compact"/>
+        <w:numPr>
+          <w:ilvl w:val="0"/>
+          <w:numId w:val="1016"/>
+        </w:numPr>
+      </w:pPr>
+      <w:r>
+        <w:t xml:space="preserve">latest:</w:t>
+      </w:r>
+      <w:r>
+        <w:t xml:space="preserve"> </w:t>
+      </w:r>
+      <w:r>
+        <w:rPr>
+          <w:rStyle w:val="VerbatimChar"/>
+        </w:rPr>
+        <w:t xml:space="preserve">1.0.1</w:t>
+      </w:r>
+    </w:p>
+    <w:p>
+      <w:pPr>
+        <w:pStyle w:val="Compact"/>
+        <w:numPr>
+          <w:ilvl w:val="0"/>
+          <w:numId w:val="1016"/>
+        </w:numPr>
+      </w:pPr>
+      <w:r>
+        <w:t xml:space="preserve">action:</w:t>
+      </w:r>
+      <w:r>
+        <w:t xml:space="preserve"> </w:t>
+      </w:r>
+      <w:r>
+        <w:rPr>
+          <w:b/>
+          <w:bCs/>
+        </w:rPr>
+        <w:t xml:space="preserve">no-op</w:t>
+      </w:r>
+      <w:r>
+        <w:t xml:space="preserve"> </w:t>
+      </w:r>
+      <w:r>
+        <w:t xml:space="preserve">(already at latest)</w:t>
+      </w:r>
+    </w:p>
+    <w:bookmarkEnd w:id="26"/>
+    <w:bookmarkStart w:id="27" w:name="X0555c5a5e754eb6f0ac08a581759ce1a9051d42"/>
+    <w:p>
+      <w:pPr>
+        <w:pStyle w:val="Heading2"/>
+      </w:pPr>
+      <w:r>
+        <w:t xml:space="preserve">2026-06-19T14:10:20Z — codegraph version check</w:t>
+      </w:r>
+    </w:p>
+    <w:p>
+      <w:pPr>
+        <w:pStyle w:val="Compact"/>
+        <w:numPr>
+          <w:ilvl w:val="0"/>
+          <w:numId w:val="1017"/>
+        </w:numPr>
+      </w:pPr>
+      <w:r>
+        <w:t xml:space="preserve">current:</w:t>
+      </w:r>
+      <w:r>
+        <w:t xml:space="preserve"> </w:t>
+      </w:r>
+      <w:r>
+        <w:rPr>
+          <w:rStyle w:val="VerbatimChar"/>
+        </w:rPr>
+        <w:t xml:space="preserve">1.0.1</w:t>
+      </w:r>
+    </w:p>
+    <w:p>
+      <w:pPr>
+        <w:pStyle w:val="Compact"/>
+        <w:numPr>
+          <w:ilvl w:val="0"/>
+          <w:numId w:val="1017"/>
+        </w:numPr>
+      </w:pPr>
+      <w:r>
+        <w:t xml:space="preserve">latest:</w:t>
+      </w:r>
+      <w:r>
+        <w:t xml:space="preserve"> </w:t>
+      </w:r>
+      <w:r>
+        <w:rPr>
+          <w:rStyle w:val="VerbatimChar"/>
+        </w:rPr>
+        <w:t xml:space="preserve">1.0.1</w:t>
+      </w:r>
+    </w:p>
+    <w:p>
+      <w:pPr>
+        <w:pStyle w:val="Compact"/>
+        <w:numPr>
+          <w:ilvl w:val="0"/>
+          <w:numId w:val="1017"/>
+        </w:numPr>
+      </w:pPr>
+      <w:r>
+        <w:t xml:space="preserve">action:</w:t>
+      </w:r>
+      <w:r>
+        <w:t xml:space="preserve"> </w:t>
+      </w:r>
+      <w:r>
+        <w:rPr>
+          <w:b/>
+          <w:bCs/>
+        </w:rPr>
+        <w:t xml:space="preserve">no-op</w:t>
+      </w:r>
+      <w:r>
+        <w:t xml:space="preserve"> </w:t>
+      </w:r>
+      <w:r>
+        <w:t xml:space="preserve">(already at latest)</w:t>
+      </w:r>
+    </w:p>
+    <w:bookmarkEnd w:id="27"/>
+    <w:bookmarkStart w:id="28" w:name="X4d2e8aa85fa7f69cdc1381366103c8506274941"/>
+    <w:p>
+      <w:pPr>
+        <w:pStyle w:val="Heading2"/>
+      </w:pPr>
+      <w:r>
+        <w:t xml:space="preserve">2026-06-19T14:27:50Z — codegraph version check</w:t>
+      </w:r>
+    </w:p>
+    <w:p>
+      <w:pPr>
+        <w:pStyle w:val="Compact"/>
+        <w:numPr>
+          <w:ilvl w:val="0"/>
+          <w:numId w:val="1018"/>
+        </w:numPr>
+      </w:pPr>
+      <w:r>
+        <w:t xml:space="preserve">current:</w:t>
+      </w:r>
+      <w:r>
+        <w:t xml:space="preserve"> </w:t>
+      </w:r>
+      <w:r>
+        <w:rPr>
+          <w:rStyle w:val="VerbatimChar"/>
+        </w:rPr>
+        <w:t xml:space="preserve">1.0.1</w:t>
+      </w:r>
+    </w:p>
+    <w:p>
+      <w:pPr>
+        <w:pStyle w:val="Compact"/>
+        <w:numPr>
+          <w:ilvl w:val="0"/>
+          <w:numId w:val="1018"/>
+        </w:numPr>
+      </w:pPr>
+      <w:r>
+        <w:t xml:space="preserve">latest:</w:t>
+      </w:r>
+      <w:r>
+        <w:t xml:space="preserve"> </w:t>
+      </w:r>
+      <w:r>
+        <w:rPr>
+          <w:rStyle w:val="VerbatimChar"/>
+        </w:rPr>
+        <w:t xml:space="preserve">1.0.1</w:t>
+      </w:r>
+    </w:p>
+    <w:p>
+      <w:pPr>
+        <w:pStyle w:val="Compact"/>
+        <w:numPr>
+          <w:ilvl w:val="0"/>
+          <w:numId w:val="1018"/>
+        </w:numPr>
+      </w:pPr>
+      <w:r>
+        <w:t xml:space="preserve">action:</w:t>
+      </w:r>
+      <w:r>
+        <w:t xml:space="preserve"> </w:t>
+      </w:r>
+      <w:r>
+        <w:rPr>
+          <w:b/>
+          <w:bCs/>
+        </w:rPr>
+        <w:t xml:space="preserve">no-op</w:t>
+      </w:r>
+      <w:r>
+        <w:t xml:space="preserve"> </w:t>
+      </w:r>
+      <w:r>
+        <w:t xml:space="preserve">(already at latest)</w:t>
+      </w:r>
+    </w:p>
+    <w:bookmarkEnd w:id="28"/>
+    <w:bookmarkStart w:id="29" w:name="X35f46bcf0d6af8cccbbf24a96ec5a30e96c546b"/>
+    <w:p>
+      <w:pPr>
+        <w:pStyle w:val="Heading2"/>
+      </w:pPr>
+      <w:r>
+        <w:t xml:space="preserve">2026-06-19T14:32:34Z — codegraph version check</w:t>
+      </w:r>
+    </w:p>
+    <w:p>
+      <w:pPr>
+        <w:pStyle w:val="Compact"/>
+        <w:numPr>
+          <w:ilvl w:val="0"/>
+          <w:numId w:val="1019"/>
+        </w:numPr>
+      </w:pPr>
+      <w:r>
+        <w:t xml:space="preserve">current:</w:t>
+      </w:r>
+      <w:r>
+        <w:t xml:space="preserve"> </w:t>
+      </w:r>
+      <w:r>
+        <w:rPr>
+          <w:rStyle w:val="VerbatimChar"/>
+        </w:rPr>
+        <w:t xml:space="preserve">1.0.1</w:t>
+      </w:r>
+    </w:p>
+    <w:p>
+      <w:pPr>
+        <w:pStyle w:val="Compact"/>
+        <w:numPr>
+          <w:ilvl w:val="0"/>
+          <w:numId w:val="1019"/>
+        </w:numPr>
+      </w:pPr>
+      <w:r>
+        <w:t xml:space="preserve">latest:</w:t>
+      </w:r>
+      <w:r>
+        <w:t xml:space="preserve"> </w:t>
+      </w:r>
+      <w:r>
+        <w:rPr>
+          <w:rStyle w:val="VerbatimChar"/>
+        </w:rPr>
+        <w:t xml:space="preserve">1.0.1</w:t>
+      </w:r>
+    </w:p>
+    <w:p>
+      <w:pPr>
+        <w:pStyle w:val="Compact"/>
+        <w:numPr>
+          <w:ilvl w:val="0"/>
+          <w:numId w:val="1019"/>
+        </w:numPr>
+      </w:pPr>
+      <w:r>
+        <w:t xml:space="preserve">action:</w:t>
+      </w:r>
+      <w:r>
+        <w:t xml:space="preserve"> </w:t>
+      </w:r>
+      <w:r>
+        <w:rPr>
+          <w:b/>
+          <w:bCs/>
+        </w:rPr>
+        <w:t xml:space="preserve">no-op</w:t>
+      </w:r>
+      <w:r>
+        <w:t xml:space="preserve"> </w:t>
+      </w:r>
+      <w:r>
+        <w:t xml:space="preserve">(already at latest)</w:t>
+      </w:r>
+    </w:p>
+    <w:bookmarkEnd w:id="29"/>
+    <w:bookmarkStart w:id="30" w:name="Xdbf4556978e3f0fd4a5b47bec50cf3cdadda61e"/>
+    <w:p>
+      <w:pPr>
+        <w:pStyle w:val="Heading2"/>
+      </w:pPr>
+      <w:r>
+        <w:t xml:space="preserve">2026-06-28T08:41:49Z — codegraph updated</w:t>
+      </w:r>
+    </w:p>
+    <w:p>
+      <w:pPr>
+        <w:pStyle w:val="Compact"/>
+        <w:numPr>
+          <w:ilvl w:val="0"/>
+          <w:numId w:val="1020"/>
+        </w:numPr>
+      </w:pPr>
+      <w:r>
+        <w:t xml:space="preserve">before:</w:t>
+      </w:r>
+      <w:r>
+        <w:t xml:space="preserve"> </w:t>
+      </w:r>
+      <w:r>
+        <w:rPr>
+          <w:rStyle w:val="VerbatimChar"/>
+        </w:rPr>
+        <w:t xml:space="preserve">1.0.1</w:t>
+      </w:r>
+    </w:p>
+    <w:p>
+      <w:pPr>
+        <w:pStyle w:val="Compact"/>
+        <w:numPr>
+          <w:ilvl w:val="0"/>
+          <w:numId w:val="1020"/>
+        </w:numPr>
+      </w:pPr>
+      <w:r>
+        <w:t xml:space="preserve">after:</w:t>
+      </w:r>
+      <w:r>
+        <w:t xml:space="preserve"> </w:t>
+      </w:r>
+      <w:r>
+        <w:rPr>
+          <w:rStyle w:val="VerbatimChar"/>
+        </w:rPr>
+        <w:t xml:space="preserve">1.1.2</w:t>
+      </w:r>
+    </w:p>
+    <w:p>
+      <w:pPr>
+        <w:pStyle w:val="Compact"/>
+        <w:numPr>
+          <w:ilvl w:val="0"/>
+          <w:numId w:val="1020"/>
+        </w:numPr>
+      </w:pPr>
+      <w:r>
+        <w:t xml:space="preserve">npm command:</w:t>
+      </w:r>
+      <w:r>
+        <w:t xml:space="preserve"> </w:t>
+      </w:r>
+      <w:r>
+        <w:rPr>
+          <w:rStyle w:val="VerbatimChar"/>
+        </w:rPr>
+        <w:t xml:space="preserve">npm install -g @colbymchenry/codegraph@1.1.2</w:t>
+      </w:r>
+    </w:p>
+    <w:bookmarkEnd w:id="30"/>
+    <w:bookmarkStart w:id="31" w:name="X108c366adbaf9901f6a69f0eac2a13d4de55870"/>
+    <w:p>
+      <w:pPr>
+        <w:pStyle w:val="Heading2"/>
+      </w:pPr>
+      <w:r>
+        <w:t xml:space="preserve">2026-06-28T08:55:56Z — codegraph version check</w:t>
+      </w:r>
+    </w:p>
+    <w:p>
+      <w:pPr>
+        <w:pStyle w:val="Compact"/>
+        <w:numPr>
+          <w:ilvl w:val="0"/>
+          <w:numId w:val="1021"/>
+        </w:numPr>
+      </w:pPr>
+      <w:r>
+        <w:t xml:space="preserve">current:</w:t>
+      </w:r>
+      <w:r>
+        <w:t xml:space="preserve"> </w:t>
+      </w:r>
+      <w:r>
+        <w:rPr>
+          <w:rStyle w:val="VerbatimChar"/>
+        </w:rPr>
+        <w:t xml:space="preserve">1.1.2</w:t>
+      </w:r>
+    </w:p>
+    <w:p>
+      <w:pPr>
+        <w:pStyle w:val="Compact"/>
+        <w:numPr>
+          <w:ilvl w:val="0"/>
+          <w:numId w:val="1021"/>
+        </w:numPr>
+      </w:pPr>
+      <w:r>
+        <w:t xml:space="preserve">latest:</w:t>
+      </w:r>
+      <w:r>
+        <w:t xml:space="preserve"> </w:t>
+      </w:r>
+      <w:r>
+        <w:rPr>
+          <w:rStyle w:val="VerbatimChar"/>
+        </w:rPr>
+        <w:t xml:space="preserve">1.1.2</w:t>
+      </w:r>
+    </w:p>
+    <w:p>
+      <w:pPr>
+        <w:pStyle w:val="Compact"/>
+        <w:numPr>
+          <w:ilvl w:val="0"/>
+          <w:numId w:val="1021"/>
+        </w:numPr>
+      </w:pPr>
+      <w:r>
+        <w:t xml:space="preserve">action:</w:t>
+      </w:r>
+      <w:r>
+        <w:t xml:space="preserve"> </w:t>
+      </w:r>
+      <w:r>
+        <w:rPr>
+          <w:b/>
+          <w:bCs/>
+        </w:rPr>
+        <w:t xml:space="preserve">no-op</w:t>
+      </w:r>
+      <w:r>
+        <w:t xml:space="preserve"> </w:t>
+      </w:r>
+      <w:r>
+        <w:t xml:space="preserve">(already at latest)</w:t>
+      </w:r>
+    </w:p>
+    <w:bookmarkEnd w:id="31"/>
+    <w:bookmarkStart w:id="32" w:name="X9117c909c6b2433c587c8087b3f0021eaba8092"/>
+    <w:p>
+      <w:pPr>
+        <w:pStyle w:val="Heading2"/>
+      </w:pPr>
+      <w:r>
+        <w:t xml:space="preserve">2026-06-28T10:33:47Z — codegraph version check</w:t>
+      </w:r>
+    </w:p>
+    <w:p>
+      <w:pPr>
+        <w:pStyle w:val="Compact"/>
+        <w:numPr>
+          <w:ilvl w:val="0"/>
+          <w:numId w:val="1022"/>
+        </w:numPr>
+      </w:pPr>
+      <w:r>
+        <w:t xml:space="preserve">current:</w:t>
+      </w:r>
+      <w:r>
+        <w:t xml:space="preserve"> </w:t>
+      </w:r>
+      <w:r>
+        <w:rPr>
+          <w:rStyle w:val="VerbatimChar"/>
+        </w:rPr>
+        <w:t xml:space="preserve">1.1.2</w:t>
+      </w:r>
+    </w:p>
+    <w:p>
+      <w:pPr>
+        <w:pStyle w:val="Compact"/>
+        <w:numPr>
+          <w:ilvl w:val="0"/>
+          <w:numId w:val="1022"/>
+        </w:numPr>
+      </w:pPr>
+      <w:r>
+        <w:t xml:space="preserve">latest:</w:t>
+      </w:r>
+      <w:r>
+        <w:t xml:space="preserve"> </w:t>
+      </w:r>
+      <w:r>
+        <w:rPr>
+          <w:rStyle w:val="VerbatimChar"/>
+        </w:rPr>
+        <w:t xml:space="preserve">1.1.2</w:t>
+      </w:r>
+    </w:p>
+    <w:p>
+      <w:pPr>
+        <w:pStyle w:val="Compact"/>
+        <w:numPr>
+          <w:ilvl w:val="0"/>
+          <w:numId w:val="1022"/>
+        </w:numPr>
+      </w:pPr>
+      <w:r>
+        <w:t xml:space="preserve">action:</w:t>
+      </w:r>
+      <w:r>
+        <w:t xml:space="preserve"> </w:t>
+      </w:r>
+      <w:r>
+        <w:rPr>
+          <w:b/>
+          <w:bCs/>
+        </w:rPr>
+        <w:t xml:space="preserve">no-op</w:t>
+      </w:r>
+      <w:r>
+        <w:t xml:space="preserve"> </w:t>
+      </w:r>
+      <w:r>
+        <w:t xml:space="preserve">(already at latest)</w:t>
+      </w:r>
+    </w:p>
+    <w:bookmarkEnd w:id="32"/>
+    <w:bookmarkEnd w:id="33"/>
     <w:sectPr>
       <w:footnotePr>
         <w:numRestart w:val="eachSect"/>
@@ -1789,6 +2422,30 @@
     <w:abstractNumId w:val="991"/>
   </w:num>
   <w:num w:numId="1014">
+    <w:abstractNumId w:val="991"/>
+  </w:num>
+  <w:num w:numId="1015">
+    <w:abstractNumId w:val="991"/>
+  </w:num>
+  <w:num w:numId="1016">
+    <w:abstractNumId w:val="991"/>
+  </w:num>
+  <w:num w:numId="1017">
+    <w:abstractNumId w:val="991"/>
+  </w:num>
+  <w:num w:numId="1018">
+    <w:abstractNumId w:val="991"/>
+  </w:num>
+  <w:num w:numId="1019">
+    <w:abstractNumId w:val="991"/>
+  </w:num>
+  <w:num w:numId="1020">
+    <w:abstractNumId w:val="991"/>
+  </w:num>
+  <w:num w:numId="1021">
+    <w:abstractNumId w:val="991"/>
+  </w:num>
+  <w:num w:numId="1022">
     <w:abstractNumId w:val="991"/>
   </w:num>
 </w:numbering>

--- a/docs/codegraph/Status.docx
+++ b/docs/codegraph/Status.docx
@@ -10,7 +10,7 @@
         <w:t xml:space="preserve">Status</w:t>
       </w:r>
     </w:p>
-    <w:bookmarkStart w:id="33" w:name="codegraph--status"/>
+    <w:bookmarkStart w:id="36" w:name="codegraph--status"/>
     <w:p>
       <w:pPr>
         <w:pStyle w:val="Heading1"/>
@@ -2165,7 +2165,240 @@
       </w:r>
     </w:p>
     <w:bookmarkEnd w:id="32"/>
+    <w:bookmarkStart w:id="33" w:name="X4d865c399afd30ac867137d45902069caa27efe"/>
+    <w:p>
+      <w:pPr>
+        <w:pStyle w:val="Heading2"/>
+      </w:pPr>
+      <w:r>
+        <w:t xml:space="preserve">2026-06-29T13:44:38Z — codegraph version check</w:t>
+      </w:r>
+    </w:p>
+    <w:p>
+      <w:pPr>
+        <w:pStyle w:val="Compact"/>
+        <w:numPr>
+          <w:ilvl w:val="0"/>
+          <w:numId w:val="1023"/>
+        </w:numPr>
+      </w:pPr>
+      <w:r>
+        <w:t xml:space="preserve">current:</w:t>
+      </w:r>
+      <w:r>
+        <w:t xml:space="preserve"> </w:t>
+      </w:r>
+      <w:r>
+        <w:rPr>
+          <w:rStyle w:val="VerbatimChar"/>
+        </w:rPr>
+        <w:t xml:space="preserve">1.1.3</w:t>
+      </w:r>
+    </w:p>
+    <w:p>
+      <w:pPr>
+        <w:pStyle w:val="Compact"/>
+        <w:numPr>
+          <w:ilvl w:val="0"/>
+          <w:numId w:val="1023"/>
+        </w:numPr>
+      </w:pPr>
+      <w:r>
+        <w:t xml:space="preserve">latest:</w:t>
+      </w:r>
+      <w:r>
+        <w:t xml:space="preserve"> </w:t>
+      </w:r>
+      <w:r>
+        <w:rPr>
+          <w:rStyle w:val="VerbatimChar"/>
+        </w:rPr>
+        <w:t xml:space="preserve">1.1.3</w:t>
+      </w:r>
+    </w:p>
+    <w:p>
+      <w:pPr>
+        <w:pStyle w:val="Compact"/>
+        <w:numPr>
+          <w:ilvl w:val="0"/>
+          <w:numId w:val="1023"/>
+        </w:numPr>
+      </w:pPr>
+      <w:r>
+        <w:t xml:space="preserve">action:</w:t>
+      </w:r>
+      <w:r>
+        <w:t xml:space="preserve"> </w:t>
+      </w:r>
+      <w:r>
+        <w:rPr>
+          <w:b/>
+          <w:bCs/>
+        </w:rPr>
+        <w:t xml:space="preserve">no-op</w:t>
+      </w:r>
+      <w:r>
+        <w:t xml:space="preserve"> </w:t>
+      </w:r>
+      <w:r>
+        <w:t xml:space="preserve">(already at latest)</w:t>
+      </w:r>
+    </w:p>
     <w:bookmarkEnd w:id="33"/>
+    <w:bookmarkStart w:id="34" w:name="X451967c2d10bbce7c180e62322da5d7dd3e7d1d"/>
+    <w:p>
+      <w:pPr>
+        <w:pStyle w:val="Heading2"/>
+      </w:pPr>
+      <w:r>
+        <w:t xml:space="preserve">2026-06-29T17:00:30Z — codegraph version check</w:t>
+      </w:r>
+    </w:p>
+    <w:p>
+      <w:pPr>
+        <w:pStyle w:val="Compact"/>
+        <w:numPr>
+          <w:ilvl w:val="0"/>
+          <w:numId w:val="1024"/>
+        </w:numPr>
+      </w:pPr>
+      <w:r>
+        <w:t xml:space="preserve">current:</w:t>
+      </w:r>
+      <w:r>
+        <w:t xml:space="preserve"> </w:t>
+      </w:r>
+      <w:r>
+        <w:rPr>
+          <w:rStyle w:val="VerbatimChar"/>
+        </w:rPr>
+        <w:t xml:space="preserve">1.1.3</w:t>
+      </w:r>
+    </w:p>
+    <w:p>
+      <w:pPr>
+        <w:pStyle w:val="Compact"/>
+        <w:numPr>
+          <w:ilvl w:val="0"/>
+          <w:numId w:val="1024"/>
+        </w:numPr>
+      </w:pPr>
+      <w:r>
+        <w:t xml:space="preserve">latest:</w:t>
+      </w:r>
+      <w:r>
+        <w:t xml:space="preserve"> </w:t>
+      </w:r>
+      <w:r>
+        <w:rPr>
+          <w:rStyle w:val="VerbatimChar"/>
+        </w:rPr>
+        <w:t xml:space="preserve">1.1.3</w:t>
+      </w:r>
+    </w:p>
+    <w:p>
+      <w:pPr>
+        <w:pStyle w:val="Compact"/>
+        <w:numPr>
+          <w:ilvl w:val="0"/>
+          <w:numId w:val="1024"/>
+        </w:numPr>
+      </w:pPr>
+      <w:r>
+        <w:t xml:space="preserve">action:</w:t>
+      </w:r>
+      <w:r>
+        <w:t xml:space="preserve"> </w:t>
+      </w:r>
+      <w:r>
+        <w:rPr>
+          <w:b/>
+          <w:bCs/>
+        </w:rPr>
+        <w:t xml:space="preserve">no-op</w:t>
+      </w:r>
+      <w:r>
+        <w:t xml:space="preserve"> </w:t>
+      </w:r>
+      <w:r>
+        <w:t xml:space="preserve">(already at latest)</w:t>
+      </w:r>
+    </w:p>
+    <w:bookmarkEnd w:id="34"/>
+    <w:bookmarkStart w:id="35" w:name="X2d3911769499c180982cc3a63c0595953925746"/>
+    <w:p>
+      <w:pPr>
+        <w:pStyle w:val="Heading2"/>
+      </w:pPr>
+      <w:r>
+        <w:t xml:space="preserve">2026-07-02T05:03:01Z — codegraph updated</w:t>
+      </w:r>
+    </w:p>
+    <w:p>
+      <w:pPr>
+        <w:pStyle w:val="Compact"/>
+        <w:numPr>
+          <w:ilvl w:val="0"/>
+          <w:numId w:val="1025"/>
+        </w:numPr>
+      </w:pPr>
+      <w:r>
+        <w:t xml:space="preserve">before:</w:t>
+      </w:r>
+      <w:r>
+        <w:t xml:space="preserve"> </w:t>
+      </w:r>
+      <w:r>
+        <w:rPr>
+          <w:rStyle w:val="VerbatimChar"/>
+        </w:rPr>
+        <w:t xml:space="preserve">1.1.6</w:t>
+      </w:r>
+    </w:p>
+    <w:p>
+      <w:pPr>
+        <w:pStyle w:val="Compact"/>
+        <w:numPr>
+          <w:ilvl w:val="0"/>
+          <w:numId w:val="1025"/>
+        </w:numPr>
+      </w:pPr>
+      <w:r>
+        <w:t xml:space="preserve">after:</w:t>
+      </w:r>
+      <w:r>
+        <w:t xml:space="preserve"> </w:t>
+      </w:r>
+      <w:r>
+        <w:rPr>
+          <w:rStyle w:val="VerbatimChar"/>
+        </w:rPr>
+        <w:t xml:space="preserve">1.2.0</w:t>
+      </w:r>
+    </w:p>
+    <w:p>
+      <w:pPr>
+        <w:pStyle w:val="Compact"/>
+        <w:numPr>
+          <w:ilvl w:val="0"/>
+          <w:numId w:val="1025"/>
+        </w:numPr>
+      </w:pPr>
+      <w:r>
+        <w:t xml:space="preserve">npm command:</w:t>
+      </w:r>
+      <w:r>
+        <w:t xml:space="preserve"> </w:t>
+      </w:r>
+      <w:r>
+        <w:rPr>
+          <w:rStyle w:val="VerbatimChar"/>
+        </w:rPr>
+        <w:t xml:space="preserve">npm install -g @colbymchenry/codegraph@1.2.0</w:t>
+      </w:r>
+    </w:p>
+    <w:bookmarkEnd w:id="35"/>
+    <w:bookmarkEnd w:id="36"/>
     <w:sectPr>
       <w:footnotePr>
         <w:numRestart w:val="eachSect"/>
@@ -2446,6 +2679,15 @@
     <w:abstractNumId w:val="991"/>
   </w:num>
   <w:num w:numId="1022">
+    <w:abstractNumId w:val="991"/>
+  </w:num>
+  <w:num w:numId="1023">
+    <w:abstractNumId w:val="991"/>
+  </w:num>
+  <w:num w:numId="1024">
+    <w:abstractNumId w:val="991"/>
+  </w:num>
+  <w:num w:numId="1025">
     <w:abstractNumId w:val="991"/>
   </w:num>
 </w:numbering>

--- a/docs/codegraph/Status.docx
+++ b/docs/codegraph/Status.docx
@@ -10,7 +10,7 @@
         <w:t xml:space="preserve">Status</w:t>
       </w:r>
     </w:p>
-    <w:bookmarkStart w:id="36" w:name="codegraph--status"/>
+    <w:bookmarkStart w:id="47" w:name="codegraph--status"/>
     <w:p>
       <w:pPr>
         <w:pStyle w:val="Heading1"/>
@@ -2398,7 +2398,887 @@
       </w:r>
     </w:p>
     <w:bookmarkEnd w:id="35"/>
+    <w:bookmarkStart w:id="36" w:name="Xa1e1fdf3f44d20145b606a1e1c7c5d5200fd64b"/>
+    <w:p>
+      <w:pPr>
+        <w:pStyle w:val="Heading2"/>
+      </w:pPr>
+      <w:r>
+        <w:t xml:space="preserve">2026-07-04T23:43:24Z — codegraph version check</w:t>
+      </w:r>
+    </w:p>
+    <w:p>
+      <w:pPr>
+        <w:pStyle w:val="Compact"/>
+        <w:numPr>
+          <w:ilvl w:val="0"/>
+          <w:numId w:val="1026"/>
+        </w:numPr>
+      </w:pPr>
+      <w:r>
+        <w:t xml:space="preserve">current:</w:t>
+      </w:r>
+      <w:r>
+        <w:t xml:space="preserve"> </w:t>
+      </w:r>
+      <w:r>
+        <w:rPr>
+          <w:rStyle w:val="VerbatimChar"/>
+        </w:rPr>
+        <w:t xml:space="preserve">1.2.0</w:t>
+      </w:r>
+    </w:p>
+    <w:p>
+      <w:pPr>
+        <w:pStyle w:val="Compact"/>
+        <w:numPr>
+          <w:ilvl w:val="0"/>
+          <w:numId w:val="1026"/>
+        </w:numPr>
+      </w:pPr>
+      <w:r>
+        <w:t xml:space="preserve">latest:</w:t>
+      </w:r>
+      <w:r>
+        <w:t xml:space="preserve"> </w:t>
+      </w:r>
+      <w:r>
+        <w:rPr>
+          <w:rStyle w:val="VerbatimChar"/>
+        </w:rPr>
+        <w:t xml:space="preserve">1.2.0</w:t>
+      </w:r>
+    </w:p>
+    <w:p>
+      <w:pPr>
+        <w:pStyle w:val="Compact"/>
+        <w:numPr>
+          <w:ilvl w:val="0"/>
+          <w:numId w:val="1026"/>
+        </w:numPr>
+      </w:pPr>
+      <w:r>
+        <w:t xml:space="preserve">action:</w:t>
+      </w:r>
+      <w:r>
+        <w:t xml:space="preserve"> </w:t>
+      </w:r>
+      <w:r>
+        <w:rPr>
+          <w:b/>
+          <w:bCs/>
+        </w:rPr>
+        <w:t xml:space="preserve">no-op</w:t>
+      </w:r>
+      <w:r>
+        <w:t xml:space="preserve"> </w:t>
+      </w:r>
+      <w:r>
+        <w:t xml:space="preserve">(already at latest)</w:t>
+      </w:r>
+    </w:p>
     <w:bookmarkEnd w:id="36"/>
+    <w:bookmarkStart w:id="37" w:name="X3314f8332cc2a94f3fc11b4c6b58e579c45ca60"/>
+    <w:p>
+      <w:pPr>
+        <w:pStyle w:val="Heading2"/>
+      </w:pPr>
+      <w:r>
+        <w:t xml:space="preserve">2026-07-05T00:03:06Z — codegraph version check</w:t>
+      </w:r>
+    </w:p>
+    <w:p>
+      <w:pPr>
+        <w:pStyle w:val="Compact"/>
+        <w:numPr>
+          <w:ilvl w:val="0"/>
+          <w:numId w:val="1027"/>
+        </w:numPr>
+      </w:pPr>
+      <w:r>
+        <w:t xml:space="preserve">current:</w:t>
+      </w:r>
+      <w:r>
+        <w:t xml:space="preserve"> </w:t>
+      </w:r>
+      <w:r>
+        <w:rPr>
+          <w:rStyle w:val="VerbatimChar"/>
+        </w:rPr>
+        <w:t xml:space="preserve">1.2.0</w:t>
+      </w:r>
+    </w:p>
+    <w:p>
+      <w:pPr>
+        <w:pStyle w:val="Compact"/>
+        <w:numPr>
+          <w:ilvl w:val="0"/>
+          <w:numId w:val="1027"/>
+        </w:numPr>
+      </w:pPr>
+      <w:r>
+        <w:t xml:space="preserve">latest:</w:t>
+      </w:r>
+      <w:r>
+        <w:t xml:space="preserve"> </w:t>
+      </w:r>
+      <w:r>
+        <w:rPr>
+          <w:rStyle w:val="VerbatimChar"/>
+        </w:rPr>
+        <w:t xml:space="preserve">1.2.0</w:t>
+      </w:r>
+    </w:p>
+    <w:p>
+      <w:pPr>
+        <w:pStyle w:val="Compact"/>
+        <w:numPr>
+          <w:ilvl w:val="0"/>
+          <w:numId w:val="1027"/>
+        </w:numPr>
+      </w:pPr>
+      <w:r>
+        <w:t xml:space="preserve">action:</w:t>
+      </w:r>
+      <w:r>
+        <w:t xml:space="preserve"> </w:t>
+      </w:r>
+      <w:r>
+        <w:rPr>
+          <w:b/>
+          <w:bCs/>
+        </w:rPr>
+        <w:t xml:space="preserve">no-op</w:t>
+      </w:r>
+      <w:r>
+        <w:t xml:space="preserve"> </w:t>
+      </w:r>
+      <w:r>
+        <w:t xml:space="preserve">(already at latest)</w:t>
+      </w:r>
+    </w:p>
+    <w:bookmarkEnd w:id="37"/>
+    <w:bookmarkStart w:id="38" w:name="X8229b90ff97ae9a038090ff446181e3ada25015"/>
+    <w:p>
+      <w:pPr>
+        <w:pStyle w:val="Heading2"/>
+      </w:pPr>
+      <w:r>
+        <w:t xml:space="preserve">2026-07-05T05:47:55Z — codegraph version check</w:t>
+      </w:r>
+    </w:p>
+    <w:p>
+      <w:pPr>
+        <w:pStyle w:val="Compact"/>
+        <w:numPr>
+          <w:ilvl w:val="0"/>
+          <w:numId w:val="1028"/>
+        </w:numPr>
+      </w:pPr>
+      <w:r>
+        <w:t xml:space="preserve">current:</w:t>
+      </w:r>
+      <w:r>
+        <w:t xml:space="preserve"> </w:t>
+      </w:r>
+      <w:r>
+        <w:rPr>
+          <w:rStyle w:val="VerbatimChar"/>
+        </w:rPr>
+        <w:t xml:space="preserve">1.2.0</w:t>
+      </w:r>
+    </w:p>
+    <w:p>
+      <w:pPr>
+        <w:pStyle w:val="Compact"/>
+        <w:numPr>
+          <w:ilvl w:val="0"/>
+          <w:numId w:val="1028"/>
+        </w:numPr>
+      </w:pPr>
+      <w:r>
+        <w:t xml:space="preserve">latest:</w:t>
+      </w:r>
+      <w:r>
+        <w:t xml:space="preserve"> </w:t>
+      </w:r>
+      <w:r>
+        <w:rPr>
+          <w:rStyle w:val="VerbatimChar"/>
+        </w:rPr>
+        <w:t xml:space="preserve">1.2.0</w:t>
+      </w:r>
+    </w:p>
+    <w:p>
+      <w:pPr>
+        <w:pStyle w:val="Compact"/>
+        <w:numPr>
+          <w:ilvl w:val="0"/>
+          <w:numId w:val="1028"/>
+        </w:numPr>
+      </w:pPr>
+      <w:r>
+        <w:t xml:space="preserve">action:</w:t>
+      </w:r>
+      <w:r>
+        <w:t xml:space="preserve"> </w:t>
+      </w:r>
+      <w:r>
+        <w:rPr>
+          <w:b/>
+          <w:bCs/>
+        </w:rPr>
+        <w:t xml:space="preserve">no-op</w:t>
+      </w:r>
+      <w:r>
+        <w:t xml:space="preserve"> </w:t>
+      </w:r>
+      <w:r>
+        <w:t xml:space="preserve">(already at latest)</w:t>
+      </w:r>
+    </w:p>
+    <w:bookmarkEnd w:id="38"/>
+    <w:bookmarkStart w:id="39" w:name="X1a3d8a6c836304968aa78b9e7c392b1de8f430f"/>
+    <w:p>
+      <w:pPr>
+        <w:pStyle w:val="Heading2"/>
+      </w:pPr>
+      <w:r>
+        <w:t xml:space="preserve">2026-07-05T05:57:16Z — codegraph version check</w:t>
+      </w:r>
+    </w:p>
+    <w:p>
+      <w:pPr>
+        <w:pStyle w:val="Compact"/>
+        <w:numPr>
+          <w:ilvl w:val="0"/>
+          <w:numId w:val="1029"/>
+        </w:numPr>
+      </w:pPr>
+      <w:r>
+        <w:t xml:space="preserve">current:</w:t>
+      </w:r>
+      <w:r>
+        <w:t xml:space="preserve"> </w:t>
+      </w:r>
+      <w:r>
+        <w:rPr>
+          <w:rStyle w:val="VerbatimChar"/>
+        </w:rPr>
+        <w:t xml:space="preserve">1.2.0</w:t>
+      </w:r>
+    </w:p>
+    <w:p>
+      <w:pPr>
+        <w:pStyle w:val="Compact"/>
+        <w:numPr>
+          <w:ilvl w:val="0"/>
+          <w:numId w:val="1029"/>
+        </w:numPr>
+      </w:pPr>
+      <w:r>
+        <w:t xml:space="preserve">latest:</w:t>
+      </w:r>
+      <w:r>
+        <w:t xml:space="preserve"> </w:t>
+      </w:r>
+      <w:r>
+        <w:rPr>
+          <w:rStyle w:val="VerbatimChar"/>
+        </w:rPr>
+        <w:t xml:space="preserve">1.2.0</w:t>
+      </w:r>
+    </w:p>
+    <w:p>
+      <w:pPr>
+        <w:pStyle w:val="Compact"/>
+        <w:numPr>
+          <w:ilvl w:val="0"/>
+          <w:numId w:val="1029"/>
+        </w:numPr>
+      </w:pPr>
+      <w:r>
+        <w:t xml:space="preserve">action:</w:t>
+      </w:r>
+      <w:r>
+        <w:t xml:space="preserve"> </w:t>
+      </w:r>
+      <w:r>
+        <w:rPr>
+          <w:b/>
+          <w:bCs/>
+        </w:rPr>
+        <w:t xml:space="preserve">no-op</w:t>
+      </w:r>
+      <w:r>
+        <w:t xml:space="preserve"> </w:t>
+      </w:r>
+      <w:r>
+        <w:t xml:space="preserve">(already at latest)</w:t>
+      </w:r>
+    </w:p>
+    <w:bookmarkEnd w:id="39"/>
+    <w:bookmarkStart w:id="40" w:name="Xb6ec8a15223418174a77aeba037d875cadad7bc"/>
+    <w:p>
+      <w:pPr>
+        <w:pStyle w:val="Heading2"/>
+      </w:pPr>
+      <w:r>
+        <w:t xml:space="preserve">2026-07-05T06:28:49Z — codegraph version check</w:t>
+      </w:r>
+    </w:p>
+    <w:p>
+      <w:pPr>
+        <w:pStyle w:val="Compact"/>
+        <w:numPr>
+          <w:ilvl w:val="0"/>
+          <w:numId w:val="1030"/>
+        </w:numPr>
+      </w:pPr>
+      <w:r>
+        <w:t xml:space="preserve">current:</w:t>
+      </w:r>
+      <w:r>
+        <w:t xml:space="preserve"> </w:t>
+      </w:r>
+      <w:r>
+        <w:rPr>
+          <w:rStyle w:val="VerbatimChar"/>
+        </w:rPr>
+        <w:t xml:space="preserve">1.2.0</w:t>
+      </w:r>
+    </w:p>
+    <w:p>
+      <w:pPr>
+        <w:pStyle w:val="Compact"/>
+        <w:numPr>
+          <w:ilvl w:val="0"/>
+          <w:numId w:val="1030"/>
+        </w:numPr>
+      </w:pPr>
+      <w:r>
+        <w:t xml:space="preserve">latest:</w:t>
+      </w:r>
+      <w:r>
+        <w:t xml:space="preserve"> </w:t>
+      </w:r>
+      <w:r>
+        <w:rPr>
+          <w:rStyle w:val="VerbatimChar"/>
+        </w:rPr>
+        <w:t xml:space="preserve">1.2.0</w:t>
+      </w:r>
+    </w:p>
+    <w:p>
+      <w:pPr>
+        <w:pStyle w:val="Compact"/>
+        <w:numPr>
+          <w:ilvl w:val="0"/>
+          <w:numId w:val="1030"/>
+        </w:numPr>
+      </w:pPr>
+      <w:r>
+        <w:t xml:space="preserve">action:</w:t>
+      </w:r>
+      <w:r>
+        <w:t xml:space="preserve"> </w:t>
+      </w:r>
+      <w:r>
+        <w:rPr>
+          <w:b/>
+          <w:bCs/>
+        </w:rPr>
+        <w:t xml:space="preserve">no-op</w:t>
+      </w:r>
+      <w:r>
+        <w:t xml:space="preserve"> </w:t>
+      </w:r>
+      <w:r>
+        <w:t xml:space="preserve">(already at latest)</w:t>
+      </w:r>
+    </w:p>
+    <w:bookmarkEnd w:id="40"/>
+    <w:bookmarkStart w:id="41" w:name="Xa1880cb4a6737db9f4deda04443f5e43727717c"/>
+    <w:p>
+      <w:pPr>
+        <w:pStyle w:val="Heading2"/>
+      </w:pPr>
+      <w:r>
+        <w:t xml:space="preserve">2026-07-05T06:46:15Z — codegraph version check</w:t>
+      </w:r>
+    </w:p>
+    <w:p>
+      <w:pPr>
+        <w:pStyle w:val="Compact"/>
+        <w:numPr>
+          <w:ilvl w:val="0"/>
+          <w:numId w:val="1031"/>
+        </w:numPr>
+      </w:pPr>
+      <w:r>
+        <w:t xml:space="preserve">current:</w:t>
+      </w:r>
+      <w:r>
+        <w:t xml:space="preserve"> </w:t>
+      </w:r>
+      <w:r>
+        <w:rPr>
+          <w:rStyle w:val="VerbatimChar"/>
+        </w:rPr>
+        <w:t xml:space="preserve">1.2.0</w:t>
+      </w:r>
+    </w:p>
+    <w:p>
+      <w:pPr>
+        <w:pStyle w:val="Compact"/>
+        <w:numPr>
+          <w:ilvl w:val="0"/>
+          <w:numId w:val="1031"/>
+        </w:numPr>
+      </w:pPr>
+      <w:r>
+        <w:t xml:space="preserve">latest:</w:t>
+      </w:r>
+      <w:r>
+        <w:t xml:space="preserve"> </w:t>
+      </w:r>
+      <w:r>
+        <w:rPr>
+          <w:rStyle w:val="VerbatimChar"/>
+        </w:rPr>
+        <w:t xml:space="preserve">1.2.0</w:t>
+      </w:r>
+    </w:p>
+    <w:p>
+      <w:pPr>
+        <w:pStyle w:val="Compact"/>
+        <w:numPr>
+          <w:ilvl w:val="0"/>
+          <w:numId w:val="1031"/>
+        </w:numPr>
+      </w:pPr>
+      <w:r>
+        <w:t xml:space="preserve">action:</w:t>
+      </w:r>
+      <w:r>
+        <w:t xml:space="preserve"> </w:t>
+      </w:r>
+      <w:r>
+        <w:rPr>
+          <w:b/>
+          <w:bCs/>
+        </w:rPr>
+        <w:t xml:space="preserve">no-op</w:t>
+      </w:r>
+      <w:r>
+        <w:t xml:space="preserve"> </w:t>
+      </w:r>
+      <w:r>
+        <w:t xml:space="preserve">(already at latest)</w:t>
+      </w:r>
+    </w:p>
+    <w:bookmarkEnd w:id="41"/>
+    <w:bookmarkStart w:id="42" w:name="Xab72d9e5c3bc26b70736331f56c1b63efc6bcf8"/>
+    <w:p>
+      <w:pPr>
+        <w:pStyle w:val="Heading2"/>
+      </w:pPr>
+      <w:r>
+        <w:t xml:space="preserve">2026-07-05T06:55:53Z — codegraph version check</w:t>
+      </w:r>
+    </w:p>
+    <w:p>
+      <w:pPr>
+        <w:pStyle w:val="Compact"/>
+        <w:numPr>
+          <w:ilvl w:val="0"/>
+          <w:numId w:val="1032"/>
+        </w:numPr>
+      </w:pPr>
+      <w:r>
+        <w:t xml:space="preserve">current:</w:t>
+      </w:r>
+      <w:r>
+        <w:t xml:space="preserve"> </w:t>
+      </w:r>
+      <w:r>
+        <w:rPr>
+          <w:rStyle w:val="VerbatimChar"/>
+        </w:rPr>
+        <w:t xml:space="preserve">1.2.0</w:t>
+      </w:r>
+    </w:p>
+    <w:p>
+      <w:pPr>
+        <w:pStyle w:val="Compact"/>
+        <w:numPr>
+          <w:ilvl w:val="0"/>
+          <w:numId w:val="1032"/>
+        </w:numPr>
+      </w:pPr>
+      <w:r>
+        <w:t xml:space="preserve">latest:</w:t>
+      </w:r>
+      <w:r>
+        <w:t xml:space="preserve"> </w:t>
+      </w:r>
+      <w:r>
+        <w:rPr>
+          <w:rStyle w:val="VerbatimChar"/>
+        </w:rPr>
+        <w:t xml:space="preserve">1.2.0</w:t>
+      </w:r>
+    </w:p>
+    <w:p>
+      <w:pPr>
+        <w:pStyle w:val="Compact"/>
+        <w:numPr>
+          <w:ilvl w:val="0"/>
+          <w:numId w:val="1032"/>
+        </w:numPr>
+      </w:pPr>
+      <w:r>
+        <w:t xml:space="preserve">action:</w:t>
+      </w:r>
+      <w:r>
+        <w:t xml:space="preserve"> </w:t>
+      </w:r>
+      <w:r>
+        <w:rPr>
+          <w:b/>
+          <w:bCs/>
+        </w:rPr>
+        <w:t xml:space="preserve">no-op</w:t>
+      </w:r>
+      <w:r>
+        <w:t xml:space="preserve"> </w:t>
+      </w:r>
+      <w:r>
+        <w:t xml:space="preserve">(already at latest)</w:t>
+      </w:r>
+    </w:p>
+    <w:bookmarkEnd w:id="42"/>
+    <w:bookmarkStart w:id="43" w:name="X712318709910a6f540f3282bdfd3a06defd228e"/>
+    <w:p>
+      <w:pPr>
+        <w:pStyle w:val="Heading2"/>
+      </w:pPr>
+      <w:r>
+        <w:t xml:space="preserve">2026-07-05T07:06:09Z — codegraph version check</w:t>
+      </w:r>
+    </w:p>
+    <w:p>
+      <w:pPr>
+        <w:pStyle w:val="Compact"/>
+        <w:numPr>
+          <w:ilvl w:val="0"/>
+          <w:numId w:val="1033"/>
+        </w:numPr>
+      </w:pPr>
+      <w:r>
+        <w:t xml:space="preserve">current:</w:t>
+      </w:r>
+      <w:r>
+        <w:t xml:space="preserve"> </w:t>
+      </w:r>
+      <w:r>
+        <w:rPr>
+          <w:rStyle w:val="VerbatimChar"/>
+        </w:rPr>
+        <w:t xml:space="preserve">1.2.0</w:t>
+      </w:r>
+    </w:p>
+    <w:p>
+      <w:pPr>
+        <w:pStyle w:val="Compact"/>
+        <w:numPr>
+          <w:ilvl w:val="0"/>
+          <w:numId w:val="1033"/>
+        </w:numPr>
+      </w:pPr>
+      <w:r>
+        <w:t xml:space="preserve">latest:</w:t>
+      </w:r>
+      <w:r>
+        <w:t xml:space="preserve"> </w:t>
+      </w:r>
+      <w:r>
+        <w:rPr>
+          <w:rStyle w:val="VerbatimChar"/>
+        </w:rPr>
+        <w:t xml:space="preserve">1.2.0</w:t>
+      </w:r>
+    </w:p>
+    <w:p>
+      <w:pPr>
+        <w:pStyle w:val="Compact"/>
+        <w:numPr>
+          <w:ilvl w:val="0"/>
+          <w:numId w:val="1033"/>
+        </w:numPr>
+      </w:pPr>
+      <w:r>
+        <w:t xml:space="preserve">action:</w:t>
+      </w:r>
+      <w:r>
+        <w:t xml:space="preserve"> </w:t>
+      </w:r>
+      <w:r>
+        <w:rPr>
+          <w:b/>
+          <w:bCs/>
+        </w:rPr>
+        <w:t xml:space="preserve">no-op</w:t>
+      </w:r>
+      <w:r>
+        <w:t xml:space="preserve"> </w:t>
+      </w:r>
+      <w:r>
+        <w:t xml:space="preserve">(already at latest)</w:t>
+      </w:r>
+    </w:p>
+    <w:bookmarkEnd w:id="43"/>
+    <w:bookmarkStart w:id="44" w:name="Xc56e17dc155a1ad389dc2a59775b1177ebbb20b"/>
+    <w:p>
+      <w:pPr>
+        <w:pStyle w:val="Heading2"/>
+      </w:pPr>
+      <w:r>
+        <w:t xml:space="preserve">2026-07-05T07:15:25Z — codegraph version check</w:t>
+      </w:r>
+    </w:p>
+    <w:p>
+      <w:pPr>
+        <w:pStyle w:val="Compact"/>
+        <w:numPr>
+          <w:ilvl w:val="0"/>
+          <w:numId w:val="1034"/>
+        </w:numPr>
+      </w:pPr>
+      <w:r>
+        <w:t xml:space="preserve">current:</w:t>
+      </w:r>
+      <w:r>
+        <w:t xml:space="preserve"> </w:t>
+      </w:r>
+      <w:r>
+        <w:rPr>
+          <w:rStyle w:val="VerbatimChar"/>
+        </w:rPr>
+        <w:t xml:space="preserve">1.2.0</w:t>
+      </w:r>
+    </w:p>
+    <w:p>
+      <w:pPr>
+        <w:pStyle w:val="Compact"/>
+        <w:numPr>
+          <w:ilvl w:val="0"/>
+          <w:numId w:val="1034"/>
+        </w:numPr>
+      </w:pPr>
+      <w:r>
+        <w:t xml:space="preserve">latest:</w:t>
+      </w:r>
+      <w:r>
+        <w:t xml:space="preserve"> </w:t>
+      </w:r>
+      <w:r>
+        <w:rPr>
+          <w:rStyle w:val="VerbatimChar"/>
+        </w:rPr>
+        <w:t xml:space="preserve">1.2.0</w:t>
+      </w:r>
+    </w:p>
+    <w:p>
+      <w:pPr>
+        <w:pStyle w:val="Compact"/>
+        <w:numPr>
+          <w:ilvl w:val="0"/>
+          <w:numId w:val="1034"/>
+        </w:numPr>
+      </w:pPr>
+      <w:r>
+        <w:t xml:space="preserve">action:</w:t>
+      </w:r>
+      <w:r>
+        <w:t xml:space="preserve"> </w:t>
+      </w:r>
+      <w:r>
+        <w:rPr>
+          <w:b/>
+          <w:bCs/>
+        </w:rPr>
+        <w:t xml:space="preserve">no-op</w:t>
+      </w:r>
+      <w:r>
+        <w:t xml:space="preserve"> </w:t>
+      </w:r>
+      <w:r>
+        <w:t xml:space="preserve">(already at latest)</w:t>
+      </w:r>
+    </w:p>
+    <w:bookmarkEnd w:id="44"/>
+    <w:bookmarkStart w:id="45" w:name="X8cef9b65fcb9fffaed49a1dd70903f31eed623f"/>
+    <w:p>
+      <w:pPr>
+        <w:pStyle w:val="Heading2"/>
+      </w:pPr>
+      <w:r>
+        <w:t xml:space="preserve">2026-07-05T07:28:29Z — codegraph version check</w:t>
+      </w:r>
+    </w:p>
+    <w:p>
+      <w:pPr>
+        <w:pStyle w:val="Compact"/>
+        <w:numPr>
+          <w:ilvl w:val="0"/>
+          <w:numId w:val="1035"/>
+        </w:numPr>
+      </w:pPr>
+      <w:r>
+        <w:t xml:space="preserve">current:</w:t>
+      </w:r>
+      <w:r>
+        <w:t xml:space="preserve"> </w:t>
+      </w:r>
+      <w:r>
+        <w:rPr>
+          <w:rStyle w:val="VerbatimChar"/>
+        </w:rPr>
+        <w:t xml:space="preserve">1.2.0</w:t>
+      </w:r>
+    </w:p>
+    <w:p>
+      <w:pPr>
+        <w:pStyle w:val="Compact"/>
+        <w:numPr>
+          <w:ilvl w:val="0"/>
+          <w:numId w:val="1035"/>
+        </w:numPr>
+      </w:pPr>
+      <w:r>
+        <w:t xml:space="preserve">latest:</w:t>
+      </w:r>
+      <w:r>
+        <w:t xml:space="preserve"> </w:t>
+      </w:r>
+      <w:r>
+        <w:rPr>
+          <w:rStyle w:val="VerbatimChar"/>
+        </w:rPr>
+        <w:t xml:space="preserve">1.2.0</w:t>
+      </w:r>
+    </w:p>
+    <w:p>
+      <w:pPr>
+        <w:pStyle w:val="Compact"/>
+        <w:numPr>
+          <w:ilvl w:val="0"/>
+          <w:numId w:val="1035"/>
+        </w:numPr>
+      </w:pPr>
+      <w:r>
+        <w:t xml:space="preserve">action:</w:t>
+      </w:r>
+      <w:r>
+        <w:t xml:space="preserve"> </w:t>
+      </w:r>
+      <w:r>
+        <w:rPr>
+          <w:b/>
+          <w:bCs/>
+        </w:rPr>
+        <w:t xml:space="preserve">no-op</w:t>
+      </w:r>
+      <w:r>
+        <w:t xml:space="preserve"> </w:t>
+      </w:r>
+      <w:r>
+        <w:t xml:space="preserve">(already at latest)</w:t>
+      </w:r>
+    </w:p>
+    <w:bookmarkEnd w:id="45"/>
+    <w:bookmarkStart w:id="46" w:name="X94c98082277254b24e9de4171a35c5b5b1d2a56"/>
+    <w:p>
+      <w:pPr>
+        <w:pStyle w:val="Heading2"/>
+      </w:pPr>
+      <w:r>
+        <w:t xml:space="preserve">2026-07-05T07:58:20Z — codegraph version check</w:t>
+      </w:r>
+    </w:p>
+    <w:p>
+      <w:pPr>
+        <w:pStyle w:val="Compact"/>
+        <w:numPr>
+          <w:ilvl w:val="0"/>
+          <w:numId w:val="1036"/>
+        </w:numPr>
+      </w:pPr>
+      <w:r>
+        <w:t xml:space="preserve">current:</w:t>
+      </w:r>
+      <w:r>
+        <w:t xml:space="preserve"> </w:t>
+      </w:r>
+      <w:r>
+        <w:rPr>
+          <w:rStyle w:val="VerbatimChar"/>
+        </w:rPr>
+        <w:t xml:space="preserve">1.2.0</w:t>
+      </w:r>
+    </w:p>
+    <w:p>
+      <w:pPr>
+        <w:pStyle w:val="Compact"/>
+        <w:numPr>
+          <w:ilvl w:val="0"/>
+          <w:numId w:val="1036"/>
+        </w:numPr>
+      </w:pPr>
+      <w:r>
+        <w:t xml:space="preserve">latest:</w:t>
+      </w:r>
+      <w:r>
+        <w:t xml:space="preserve"> </w:t>
+      </w:r>
+      <w:r>
+        <w:rPr>
+          <w:rStyle w:val="VerbatimChar"/>
+        </w:rPr>
+        <w:t xml:space="preserve">1.2.0</w:t>
+      </w:r>
+    </w:p>
+    <w:p>
+      <w:pPr>
+        <w:pStyle w:val="Compact"/>
+        <w:numPr>
+          <w:ilvl w:val="0"/>
+          <w:numId w:val="1036"/>
+        </w:numPr>
+      </w:pPr>
+      <w:r>
+        <w:t xml:space="preserve">action:</w:t>
+      </w:r>
+      <w:r>
+        <w:t xml:space="preserve"> </w:t>
+      </w:r>
+      <w:r>
+        <w:rPr>
+          <w:b/>
+          <w:bCs/>
+        </w:rPr>
+        <w:t xml:space="preserve">no-op</w:t>
+      </w:r>
+      <w:r>
+        <w:t xml:space="preserve"> </w:t>
+      </w:r>
+      <w:r>
+        <w:t xml:space="preserve">(already at latest)</w:t>
+      </w:r>
+    </w:p>
+    <w:bookmarkEnd w:id="46"/>
+    <w:bookmarkEnd w:id="47"/>
     <w:sectPr>
       <w:footnotePr>
         <w:numRestart w:val="eachSect"/>
@@ -2688,6 +3568,39 @@
     <w:abstractNumId w:val="991"/>
   </w:num>
   <w:num w:numId="1025">
+    <w:abstractNumId w:val="991"/>
+  </w:num>
+  <w:num w:numId="1026">
+    <w:abstractNumId w:val="991"/>
+  </w:num>
+  <w:num w:numId="1027">
+    <w:abstractNumId w:val="991"/>
+  </w:num>
+  <w:num w:numId="1028">
+    <w:abstractNumId w:val="991"/>
+  </w:num>
+  <w:num w:numId="1029">
+    <w:abstractNumId w:val="991"/>
+  </w:num>
+  <w:num w:numId="1030">
+    <w:abstractNumId w:val="991"/>
+  </w:num>
+  <w:num w:numId="1031">
+    <w:abstractNumId w:val="991"/>
+  </w:num>
+  <w:num w:numId="1032">
+    <w:abstractNumId w:val="991"/>
+  </w:num>
+  <w:num w:numId="1033">
+    <w:abstractNumId w:val="991"/>
+  </w:num>
+  <w:num w:numId="1034">
+    <w:abstractNumId w:val="991"/>
+  </w:num>
+  <w:num w:numId="1035">
+    <w:abstractNumId w:val="991"/>
+  </w:num>
+  <w:num w:numId="1036">
     <w:abstractNumId w:val="991"/>
   </w:num>
 </w:numbering>

--- a/docs/codegraph/Status.docx
+++ b/docs/codegraph/Status.docx
@@ -10,7 +10,7 @@
         <w:t xml:space="preserve">Status</w:t>
       </w:r>
     </w:p>
-    <w:bookmarkStart w:id="47" w:name="codegraph--status"/>
+    <w:bookmarkStart w:id="49" w:name="codegraph--status"/>
     <w:p>
       <w:pPr>
         <w:pStyle w:val="Heading1"/>
@@ -3278,7 +3278,160 @@
       </w:r>
     </w:p>
     <w:bookmarkEnd w:id="46"/>
+    <w:bookmarkStart w:id="47" w:name="Xa989f04c22b681b0dd3d694379c746c37a65c9a"/>
+    <w:p>
+      <w:pPr>
+        <w:pStyle w:val="Heading2"/>
+      </w:pPr>
+      <w:r>
+        <w:t xml:space="preserve">2026-07-17T14:46:51Z — codegraph updated</w:t>
+      </w:r>
+    </w:p>
+    <w:p>
+      <w:pPr>
+        <w:pStyle w:val="Compact"/>
+        <w:numPr>
+          <w:ilvl w:val="0"/>
+          <w:numId w:val="1037"/>
+        </w:numPr>
+      </w:pPr>
+      <w:r>
+        <w:t xml:space="preserve">before:</w:t>
+      </w:r>
+      <w:r>
+        <w:t xml:space="preserve"> </w:t>
+      </w:r>
+      <w:r>
+        <w:rPr>
+          <w:rStyle w:val="VerbatimChar"/>
+        </w:rPr>
+        <w:t xml:space="preserve">1.2.0</w:t>
+      </w:r>
+    </w:p>
+    <w:p>
+      <w:pPr>
+        <w:pStyle w:val="Compact"/>
+        <w:numPr>
+          <w:ilvl w:val="0"/>
+          <w:numId w:val="1037"/>
+        </w:numPr>
+      </w:pPr>
+      <w:r>
+        <w:t xml:space="preserve">after:</w:t>
+      </w:r>
+      <w:r>
+        <w:t xml:space="preserve"> </w:t>
+      </w:r>
+      <w:r>
+        <w:rPr>
+          <w:rStyle w:val="VerbatimChar"/>
+        </w:rPr>
+        <w:t xml:space="preserve">1.4.1</w:t>
+      </w:r>
+    </w:p>
+    <w:p>
+      <w:pPr>
+        <w:pStyle w:val="Compact"/>
+        <w:numPr>
+          <w:ilvl w:val="0"/>
+          <w:numId w:val="1037"/>
+        </w:numPr>
+      </w:pPr>
+      <w:r>
+        <w:t xml:space="preserve">npm command:</w:t>
+      </w:r>
+      <w:r>
+        <w:t xml:space="preserve"> </w:t>
+      </w:r>
+      <w:r>
+        <w:rPr>
+          <w:rStyle w:val="VerbatimChar"/>
+        </w:rPr>
+        <w:t xml:space="preserve">npm install -g @colbymchenry/codegraph@1.4.1</w:t>
+      </w:r>
+    </w:p>
     <w:bookmarkEnd w:id="47"/>
+    <w:bookmarkStart w:id="48" w:name="X286b79457c75a81f419de0b13c0b1372a3dc125"/>
+    <w:p>
+      <w:pPr>
+        <w:pStyle w:val="Heading2"/>
+      </w:pPr>
+      <w:r>
+        <w:t xml:space="preserve">2026-07-17T14:57:14Z — codegraph version check</w:t>
+      </w:r>
+    </w:p>
+    <w:p>
+      <w:pPr>
+        <w:pStyle w:val="Compact"/>
+        <w:numPr>
+          <w:ilvl w:val="0"/>
+          <w:numId w:val="1038"/>
+        </w:numPr>
+      </w:pPr>
+      <w:r>
+        <w:t xml:space="preserve">current:</w:t>
+      </w:r>
+      <w:r>
+        <w:t xml:space="preserve"> </w:t>
+      </w:r>
+      <w:r>
+        <w:rPr>
+          <w:rStyle w:val="VerbatimChar"/>
+        </w:rPr>
+        <w:t xml:space="preserve">1.4.1</w:t>
+      </w:r>
+    </w:p>
+    <w:p>
+      <w:pPr>
+        <w:pStyle w:val="Compact"/>
+        <w:numPr>
+          <w:ilvl w:val="0"/>
+          <w:numId w:val="1038"/>
+        </w:numPr>
+      </w:pPr>
+      <w:r>
+        <w:t xml:space="preserve">latest:</w:t>
+      </w:r>
+      <w:r>
+        <w:t xml:space="preserve"> </w:t>
+      </w:r>
+      <w:r>
+        <w:rPr>
+          <w:rStyle w:val="VerbatimChar"/>
+        </w:rPr>
+        <w:t xml:space="preserve">1.4.1</w:t>
+      </w:r>
+    </w:p>
+    <w:p>
+      <w:pPr>
+        <w:pStyle w:val="Compact"/>
+        <w:numPr>
+          <w:ilvl w:val="0"/>
+          <w:numId w:val="1038"/>
+        </w:numPr>
+      </w:pPr>
+      <w:r>
+        <w:t xml:space="preserve">action:</w:t>
+      </w:r>
+      <w:r>
+        <w:t xml:space="preserve"> </w:t>
+      </w:r>
+      <w:r>
+        <w:rPr>
+          <w:b/>
+          <w:bCs/>
+        </w:rPr>
+        <w:t xml:space="preserve">no-op</w:t>
+      </w:r>
+      <w:r>
+        <w:t xml:space="preserve"> </w:t>
+      </w:r>
+      <w:r>
+        <w:t xml:space="preserve">(already at latest)</w:t>
+      </w:r>
+    </w:p>
+    <w:bookmarkEnd w:id="48"/>
+    <w:bookmarkEnd w:id="49"/>
     <w:sectPr>
       <w:footnotePr>
         <w:numRestart w:val="eachSect"/>
@@ -3601,6 +3754,12 @@
     <w:abstractNumId w:val="991"/>
   </w:num>
   <w:num w:numId="1036">
+    <w:abstractNumId w:val="991"/>
+  </w:num>
+  <w:num w:numId="1037">
+    <w:abstractNumId w:val="991"/>
+  </w:num>
+  <w:num w:numId="1038">
     <w:abstractNumId w:val="991"/>
   </w:num>
 </w:numbering>

--- a/docs/codegraph/Status.docx
+++ b/docs/codegraph/Status.docx
@@ -2,14 +2,6 @@
 <file path=word/document.xml><?xml version="1.0" encoding="utf-8"?>
 <w:document xmlns:w="http://schemas.openxmlformats.org/wordprocessingml/2006/main" xmlns:m="http://schemas.openxmlformats.org/officeDocument/2006/math" xmlns:r="http://schemas.openxmlformats.org/officeDocument/2006/relationships" xmlns:o="urn:schemas-microsoft-com:office:office" xmlns:v="urn:schemas-microsoft-com:vml" xmlns:w10="urn:schemas-microsoft-com:office:word" xmlns:a="http://schemas.openxmlformats.org/drawingml/2006/main" xmlns:pic="http://schemas.openxmlformats.org/drawingml/2006/picture" xmlns:wp="http://schemas.openxmlformats.org/drawingml/2006/wordprocessingDrawing">
   <w:body>
-    <w:p>
-      <w:pPr>
-        <w:pStyle w:val="Title"/>
-      </w:pPr>
-      <w:r>
-        <w:t xml:space="preserve">Status</w:t>
-      </w:r>
-    </w:p>
     <w:bookmarkStart w:id="49" w:name="codegraph--status"/>
     <w:p>
       <w:pPr>
@@ -3825,8 +3817,8 @@
     </w:pPr>
     <w:rPr>
       <w:rFonts w:asciiTheme="majorHAnsi" w:cstheme="majorBidi" w:eastAsiaTheme="majorEastAsia" w:hAnsiTheme="majorHAnsi"/>
-      <w:sz w:val="56"/>
-      <w:szCs w:val="56"/>
+      <w:sz w:val="40"/>
+      <w:szCs w:val="40"/>
     </w:rPr>
   </w:style>
   <w:style w:customStyle="1" w:styleId="TitleChar" w:type="character">
@@ -3960,8 +3952,8 @@
     <w:rPr>
       <w:rFonts w:asciiTheme="majorHAnsi" w:cstheme="majorBidi" w:eastAsiaTheme="majorEastAsia" w:hAnsiTheme="majorHAnsi"/>
       <w:color w:themeColor="accent1" w:themeShade="BF" w:val="0F4761"/>
-      <w:sz w:val="40"/>
-      <w:szCs w:val="40"/>
+      <w:sz w:val="32"/>
+      <w:szCs w:val="32"/>
     </w:rPr>
   </w:style>
   <w:style w:styleId="Heading2" w:type="paragraph">
@@ -3983,8 +3975,8 @@
     <w:rPr>
       <w:rFonts w:asciiTheme="majorHAnsi" w:cstheme="majorBidi" w:eastAsiaTheme="majorEastAsia" w:hAnsiTheme="majorHAnsi"/>
       <w:color w:themeColor="accent1" w:themeShade="BF" w:val="0F4761"/>
-      <w:sz w:val="32"/>
-      <w:szCs w:val="32"/>
+      <w:sz w:val="26"/>
+      <w:szCs w:val="26"/>
     </w:rPr>
   </w:style>
   <w:style w:styleId="Heading3" w:type="paragraph">
@@ -4006,8 +3998,8 @@
     <w:rPr>
       <w:rFonts w:cstheme="majorBidi" w:eastAsiaTheme="majorEastAsia"/>
       <w:color w:themeColor="accent1" w:themeShade="BF" w:val="0F4761"/>
-      <w:sz w:val="28"/>
-      <w:szCs w:val="28"/>
+      <w:sz w:val="24"/>
+      <w:szCs w:val="24"/>
     </w:rPr>
   </w:style>
   <w:style w:styleId="Heading4" w:type="paragraph">
@@ -4027,6 +4019,8 @@
       <w:outlineLvl w:val="3"/>
     </w:pPr>
     <w:rPr>
+      <w:sz w:val="22"/>
+      <w:szCs w:val="22"/>
       <w:rFonts w:cstheme="majorBidi" w:eastAsiaTheme="majorEastAsia"/>
       <w:i/>
       <w:iCs/>

--- a/docs/codegraph/Status.docx
+++ b/docs/codegraph/Status.docx
@@ -2,7 +2,7 @@
 <file path=word/document.xml><?xml version="1.0" encoding="utf-8"?>
 <w:document xmlns:w="http://schemas.openxmlformats.org/wordprocessingml/2006/main" xmlns:m="http://schemas.openxmlformats.org/officeDocument/2006/math" xmlns:r="http://schemas.openxmlformats.org/officeDocument/2006/relationships" xmlns:o="urn:schemas-microsoft-com:office:office" xmlns:v="urn:schemas-microsoft-com:vml" xmlns:w10="urn:schemas-microsoft-com:office:word" xmlns:a="http://schemas.openxmlformats.org/drawingml/2006/main" xmlns:pic="http://schemas.openxmlformats.org/drawingml/2006/picture" xmlns:wp="http://schemas.openxmlformats.org/drawingml/2006/wordprocessingDrawing">
   <w:body>
-    <w:bookmarkStart w:id="49" w:name="codegraph--status"/>
+    <w:bookmarkStart w:id="52" w:name="codegraph--status"/>
     <w:p>
       <w:pPr>
         <w:pStyle w:val="Heading1"/>
@@ -3423,7 +3423,247 @@
       </w:r>
     </w:p>
     <w:bookmarkEnd w:id="48"/>
+    <w:bookmarkStart w:id="49" w:name="Xaee106f9079849b888312362c4ae04c494a95ad"/>
+    <w:p>
+      <w:pPr>
+        <w:pStyle w:val="Heading2"/>
+      </w:pPr>
+      <w:r>
+        <w:t xml:space="preserve">2026-08-13T07:19:41Z — codegraph version check</w:t>
+      </w:r>
+    </w:p>
+    <w:p>
+      <w:pPr>
+        <w:pStyle w:val="Compact"/>
+        <w:numPr>
+          <w:ilvl w:val="0"/>
+          <w:numId w:val="1039"/>
+        </w:numPr>
+      </w:pPr>
+      <w:r>
+        <w:t xml:space="preserve">current:</w:t>
+      </w:r>
+      <w:r>
+        <w:t xml:space="preserve"> </w:t>
+      </w:r>
+      <w:r>
+        <w:rPr>
+          <w:rStyle w:val="VerbatimChar"/>
+        </w:rPr>
+        <w:t xml:space="preserve">1.5.0</w:t>
+      </w:r>
+    </w:p>
+    <w:p>
+      <w:pPr>
+        <w:pStyle w:val="Compact"/>
+        <w:numPr>
+          <w:ilvl w:val="0"/>
+          <w:numId w:val="1039"/>
+        </w:numPr>
+      </w:pPr>
+      <w:r>
+        <w:t xml:space="preserve">latest:</w:t>
+      </w:r>
+      <w:r>
+        <w:t xml:space="preserve"> </w:t>
+      </w:r>
+      <w:r>
+        <w:rPr>
+          <w:rStyle w:val="VerbatimChar"/>
+        </w:rPr>
+        <w:t xml:space="preserve">1.5.0</w:t>
+      </w:r>
+    </w:p>
+    <w:p>
+      <w:pPr>
+        <w:pStyle w:val="Compact"/>
+        <w:numPr>
+          <w:ilvl w:val="0"/>
+          <w:numId w:val="1039"/>
+        </w:numPr>
+      </w:pPr>
+      <w:r>
+        <w:t xml:space="preserve">action:</w:t>
+      </w:r>
+      <w:r>
+        <w:t xml:space="preserve"> </w:t>
+      </w:r>
+      <w:r>
+        <w:rPr>
+          <w:b/>
+          <w:bCs/>
+        </w:rPr>
+        <w:t xml:space="preserve">no-op</w:t>
+      </w:r>
+      <w:r>
+        <w:t xml:space="preserve"> </w:t>
+      </w:r>
+      <w:r>
+        <w:t xml:space="preserve">(already at latest)</w:t>
+      </w:r>
+    </w:p>
     <w:bookmarkEnd w:id="49"/>
+    <w:bookmarkStart w:id="50" w:name="Xededb3f0524f4bf3cd17b83ce287700907696b2"/>
+    <w:p>
+      <w:pPr>
+        <w:pStyle w:val="Heading2"/>
+      </w:pPr>
+      <w:r>
+        <w:t xml:space="preserve">2026-08-13T07:47:09Z — codegraph version check</w:t>
+      </w:r>
+    </w:p>
+    <w:p>
+      <w:pPr>
+        <w:pStyle w:val="Compact"/>
+        <w:numPr>
+          <w:ilvl w:val="0"/>
+          <w:numId w:val="1040"/>
+        </w:numPr>
+      </w:pPr>
+      <w:r>
+        <w:t xml:space="preserve">current:</w:t>
+      </w:r>
+      <w:r>
+        <w:t xml:space="preserve"> </w:t>
+      </w:r>
+      <w:r>
+        <w:rPr>
+          <w:rStyle w:val="VerbatimChar"/>
+        </w:rPr>
+        <w:t xml:space="preserve">1.5.0</w:t>
+      </w:r>
+    </w:p>
+    <w:p>
+      <w:pPr>
+        <w:pStyle w:val="Compact"/>
+        <w:numPr>
+          <w:ilvl w:val="0"/>
+          <w:numId w:val="1040"/>
+        </w:numPr>
+      </w:pPr>
+      <w:r>
+        <w:t xml:space="preserve">latest:</w:t>
+      </w:r>
+      <w:r>
+        <w:t xml:space="preserve"> </w:t>
+      </w:r>
+      <w:r>
+        <w:rPr>
+          <w:rStyle w:val="VerbatimChar"/>
+        </w:rPr>
+        <w:t xml:space="preserve">1.5.0</w:t>
+      </w:r>
+    </w:p>
+    <w:p>
+      <w:pPr>
+        <w:pStyle w:val="Compact"/>
+        <w:numPr>
+          <w:ilvl w:val="0"/>
+          <w:numId w:val="1040"/>
+        </w:numPr>
+      </w:pPr>
+      <w:r>
+        <w:t xml:space="preserve">action:</w:t>
+      </w:r>
+      <w:r>
+        <w:t xml:space="preserve"> </w:t>
+      </w:r>
+      <w:r>
+        <w:rPr>
+          <w:b/>
+          <w:bCs/>
+        </w:rPr>
+        <w:t xml:space="preserve">no-op</w:t>
+      </w:r>
+      <w:r>
+        <w:t xml:space="preserve"> </w:t>
+      </w:r>
+      <w:r>
+        <w:t xml:space="preserve">(already at latest)</w:t>
+      </w:r>
+    </w:p>
+    <w:bookmarkEnd w:id="50"/>
+    <w:bookmarkStart w:id="51" w:name="X3e35b41137a4245c487f7ddef4f034e20c3370b"/>
+    <w:p>
+      <w:pPr>
+        <w:pStyle w:val="Heading2"/>
+      </w:pPr>
+      <w:r>
+        <w:t xml:space="preserve">2026-08-13T08:05:01Z — codegraph version check</w:t>
+      </w:r>
+    </w:p>
+    <w:p>
+      <w:pPr>
+        <w:pStyle w:val="Compact"/>
+        <w:numPr>
+          <w:ilvl w:val="0"/>
+          <w:numId w:val="1041"/>
+        </w:numPr>
+      </w:pPr>
+      <w:r>
+        <w:t xml:space="preserve">current:</w:t>
+      </w:r>
+      <w:r>
+        <w:t xml:space="preserve"> </w:t>
+      </w:r>
+      <w:r>
+        <w:rPr>
+          <w:rStyle w:val="VerbatimChar"/>
+        </w:rPr>
+        <w:t xml:space="preserve">1.5.0</w:t>
+      </w:r>
+    </w:p>
+    <w:p>
+      <w:pPr>
+        <w:pStyle w:val="Compact"/>
+        <w:numPr>
+          <w:ilvl w:val="0"/>
+          <w:numId w:val="1041"/>
+        </w:numPr>
+      </w:pPr>
+      <w:r>
+        <w:t xml:space="preserve">latest:</w:t>
+      </w:r>
+      <w:r>
+        <w:t xml:space="preserve"> </w:t>
+      </w:r>
+      <w:r>
+        <w:rPr>
+          <w:rStyle w:val="VerbatimChar"/>
+        </w:rPr>
+        <w:t xml:space="preserve">1.5.0</w:t>
+      </w:r>
+    </w:p>
+    <w:p>
+      <w:pPr>
+        <w:pStyle w:val="Compact"/>
+        <w:numPr>
+          <w:ilvl w:val="0"/>
+          <w:numId w:val="1041"/>
+        </w:numPr>
+      </w:pPr>
+      <w:r>
+        <w:t xml:space="preserve">action:</w:t>
+      </w:r>
+      <w:r>
+        <w:t xml:space="preserve"> </w:t>
+      </w:r>
+      <w:r>
+        <w:rPr>
+          <w:b/>
+          <w:bCs/>
+        </w:rPr>
+        <w:t xml:space="preserve">no-op</w:t>
+      </w:r>
+      <w:r>
+        <w:t xml:space="preserve"> </w:t>
+      </w:r>
+      <w:r>
+        <w:t xml:space="preserve">(already at latest)</w:t>
+      </w:r>
+    </w:p>
+    <w:bookmarkEnd w:id="51"/>
+    <w:bookmarkEnd w:id="52"/>
     <w:sectPr>
       <w:footnotePr>
         <w:numRestart w:val="eachSect"/>
@@ -3752,6 +3992,15 @@
     <w:abstractNumId w:val="991"/>
   </w:num>
   <w:num w:numId="1038">
+    <w:abstractNumId w:val="991"/>
+  </w:num>
+  <w:num w:numId="1039">
+    <w:abstractNumId w:val="991"/>
+  </w:num>
+  <w:num w:numId="1040">
+    <w:abstractNumId w:val="991"/>
+  </w:num>
+  <w:num w:numId="1041">
     <w:abstractNumId w:val="991"/>
   </w:num>
 </w:numbering>
